--- a/testakten/sozialrecht-rollstuhl-tannenberg/03-margarete-pflegegrad/Widerspruchsentwurf_Pflegegrad.docx
+++ b/testakten/sozialrecht-rollstuhl-tannenberg/03-margarete-pflegegrad/Widerspruchsentwurf_Pflegegrad.docx
@@ -5,73 +5,106 @@
     <w:p>
       <w:pPr>
         <w:pStyle w:val="Heading1"/>
+        <w:spacing w:after="160" w:line="259" w:lineRule="auto"/>
       </w:pPr>
       <w:r>
         <w:rPr>
           <w:rFonts w:ascii="Times New Roman" w:hAnsi="Times New Roman"/>
+          <w:b/>
+          <w:sz w:val="28"/>
         </w:rPr>
         <w:t>Widerspruchsentwurf - Pflegegrad Margarete Tannenberg</w:t>
       </w:r>
     </w:p>
     <w:p>
       <w:pPr>
+        <w:spacing w:before="120" w:after="60" w:line="259" w:lineRule="auto"/>
         <w:jc w:val="left"/>
       </w:pPr>
       <w:r>
         <w:rPr>
-          <w:b/>
+          <w:rFonts w:ascii="Times New Roman" w:hAnsi="Times New Roman"/>
+          <w:b w:val="0"/>
+          <w:i w:val="0"/>
+          <w:sz w:val="22"/>
         </w:rPr>
         <w:t>Kanzlei Holm · Petersen · Sönnichsen Rechtsanwälte mbB</w:t>
       </w:r>
     </w:p>
     <w:p>
       <w:pPr>
+        <w:spacing w:before="120" w:after="60" w:line="259" w:lineRule="auto"/>
         <w:jc w:val="left"/>
       </w:pPr>
       <w:r>
         <w:rPr>
+          <w:rFonts w:ascii="Times New Roman" w:hAnsi="Times New Roman"/>
           <w:b/>
+          <w:sz w:val="22"/>
         </w:rPr>
         <w:t>RA Lasse Holm · Fachanwalt für Sozialrecht · Holstenstraße 124 · 24103 Kiel</w:t>
       </w:r>
     </w:p>
     <w:p>
       <w:pPr>
+        <w:spacing w:before="120" w:after="60" w:line="259" w:lineRule="auto"/>
         <w:jc w:val="left"/>
       </w:pPr>
       <w:r>
+        <w:rPr>
+          <w:rFonts w:ascii="Times New Roman" w:hAnsi="Times New Roman"/>
+          <w:b/>
+          <w:sz w:val="22"/>
+        </w:rPr>
         <w:t>An die AOK Nord-West - Pflegekasse</w:t>
       </w:r>
     </w:p>
     <w:p>
       <w:pPr>
+        <w:spacing w:before="120" w:after="60" w:line="259" w:lineRule="auto"/>
         <w:jc w:val="left"/>
       </w:pPr>
       <w:r>
+        <w:rPr>
+          <w:rFonts w:ascii="Times New Roman" w:hAnsi="Times New Roman"/>
+          <w:b/>
+          <w:sz w:val="22"/>
+        </w:rPr>
         <w:t>Kassenstrasse 5</w:t>
       </w:r>
     </w:p>
     <w:p>
       <w:pPr>
+        <w:spacing w:before="120" w:after="60" w:line="259" w:lineRule="auto"/>
         <w:jc w:val="left"/>
       </w:pPr>
       <w:r>
+        <w:rPr>
+          <w:rFonts w:ascii="Times New Roman" w:hAnsi="Times New Roman"/>
+          <w:b/>
+          <w:sz w:val="22"/>
+        </w:rPr>
         <w:t>24103 Kiel</w:t>
       </w:r>
     </w:p>
     <w:p>
       <w:pPr>
+        <w:spacing w:before="120" w:after="60" w:line="259" w:lineRule="auto"/>
         <w:jc w:val="left"/>
       </w:pPr>
       <w:r>
         <w:rPr>
-          <w:b/>
+          <w:rFonts w:ascii="Times New Roman" w:hAnsi="Times New Roman"/>
+          <w:b w:val="0"/>
+          <w:i w:val="0"/>
+          <w:sz w:val="22"/>
         </w:rPr>
         <w:t>Datum: 28.04.2026</w:t>
       </w:r>
     </w:p>
     <w:p>
       <w:pPr>
+        <w:spacing w:line="259" w:lineRule="auto" w:after="60"/>
         <w:jc w:val="left"/>
       </w:pPr>
       <w:r>
@@ -83,6 +116,7 @@
     </w:p>
     <w:p>
       <w:pPr>
+        <w:spacing w:line="259" w:lineRule="auto" w:after="60"/>
         <w:jc w:val="left"/>
       </w:pPr>
       <w:r>
@@ -95,6 +129,7 @@
     <w:p>
       <w:pPr>
         <w:pStyle w:val="Heading2"/>
+        <w:spacing w:line="259" w:lineRule="auto" w:after="60"/>
       </w:pPr>
       <w:r>
         <w:rPr>
@@ -105,6 +140,7 @@
     </w:p>
     <w:p>
       <w:pPr>
+        <w:spacing w:line="259" w:lineRule="auto" w:after="60"/>
         <w:jc w:val="left"/>
       </w:pPr>
       <w:r>
@@ -113,6 +149,7 @@
     </w:p>
     <w:p>
       <w:pPr>
+        <w:spacing w:line="259" w:lineRule="auto" w:after="60"/>
         <w:jc w:val="left"/>
       </w:pPr>
       <w:r>
@@ -124,6 +161,7 @@
     </w:p>
     <w:p>
       <w:pPr>
+        <w:spacing w:line="259" w:lineRule="auto" w:after="60"/>
         <w:jc w:val="left"/>
       </w:pPr>
       <w:r>
@@ -132,6 +170,7 @@
     </w:p>
     <w:p>
       <w:pPr>
+        <w:spacing w:line="259" w:lineRule="auto" w:after="60"/>
         <w:jc w:val="left"/>
       </w:pPr>
       <w:r>
@@ -141,6 +180,7 @@
     <w:p>
       <w:pPr>
         <w:pStyle w:val="Heading2"/>
+        <w:spacing w:line="259" w:lineRule="auto" w:after="60"/>
       </w:pPr>
       <w:r>
         <w:rPr>
@@ -152,6 +192,7 @@
     <w:p>
       <w:pPr>
         <w:pStyle w:val="Heading2"/>
+        <w:spacing w:line="259" w:lineRule="auto" w:after="60"/>
       </w:pPr>
       <w:r>
         <w:rPr>
@@ -162,6 +203,7 @@
     </w:p>
     <w:p>
       <w:pPr>
+        <w:spacing w:line="259" w:lineRule="auto" w:after="60"/>
         <w:jc w:val="left"/>
       </w:pPr>
       <w:r>
@@ -171,6 +213,7 @@
     <w:p>
       <w:pPr>
         <w:pStyle w:val="Heading2"/>
+        <w:spacing w:line="259" w:lineRule="auto" w:after="60"/>
       </w:pPr>
       <w:r>
         <w:rPr>
@@ -181,6 +224,7 @@
     </w:p>
     <w:p>
       <w:pPr>
+        <w:spacing w:line="259" w:lineRule="auto" w:after="60"/>
         <w:jc w:val="left"/>
       </w:pPr>
       <w:r>
@@ -190,6 +234,7 @@
     <w:p>
       <w:pPr>
         <w:pStyle w:val="Heading3"/>
+        <w:spacing w:line="259" w:lineRule="auto" w:after="60"/>
       </w:pPr>
       <w:r>
         <w:rPr>
@@ -200,6 +245,7 @@
     </w:p>
     <w:p>
       <w:pPr>
+        <w:spacing w:line="259" w:lineRule="auto" w:after="60"/>
         <w:jc w:val="left"/>
       </w:pPr>
       <w:r>
@@ -209,6 +255,7 @@
     <w:p>
       <w:pPr>
         <w:pStyle w:val="ListBullet"/>
+        <w:spacing w:line="259" w:lineRule="auto" w:after="60"/>
       </w:pPr>
       <w:r>
         <w:t>Duschen vollständig unselbständig in allen 4 dokumentierten Fällen (Wertung 3 Punkte je Ereignis statt 1 Punkt)</w:t>
@@ -217,6 +264,7 @@
     <w:p>
       <w:pPr>
         <w:pStyle w:val="ListBullet"/>
+        <w:spacing w:line="259" w:lineRule="auto" w:after="60"/>
       </w:pPr>
       <w:r>
         <w:t>Toilettengang nachts: 28 von 28 Tagen vollständig unselbständig</w:t>
@@ -225,6 +273,7 @@
     <w:p>
       <w:pPr>
         <w:pStyle w:val="ListBullet"/>
+        <w:spacing w:line="259" w:lineRule="auto" w:after="60"/>
       </w:pPr>
       <w:r>
         <w:t>Inkontinenzversorgung tagsüber: 4 mal pro Tag</w:t>
@@ -233,6 +282,7 @@
     <w:p>
       <w:pPr>
         <w:pStyle w:val="Heading3"/>
+        <w:spacing w:line="259" w:lineRule="auto" w:after="60"/>
       </w:pPr>
       <w:r>
         <w:rPr>
@@ -243,6 +293,7 @@
     </w:p>
     <w:p>
       <w:pPr>
+        <w:spacing w:line="259" w:lineRule="auto" w:after="60"/>
         <w:jc w:val="left"/>
       </w:pPr>
       <w:r>
@@ -252,6 +303,7 @@
     <w:p>
       <w:pPr>
         <w:pStyle w:val="Heading3"/>
+        <w:spacing w:line="259" w:lineRule="auto" w:after="60"/>
       </w:pPr>
       <w:r>
         <w:rPr>
@@ -262,6 +314,7 @@
     </w:p>
     <w:p>
       <w:pPr>
+        <w:spacing w:line="259" w:lineRule="auto" w:after="60"/>
         <w:jc w:val="left"/>
       </w:pPr>
       <w:r>
@@ -271,6 +324,7 @@
     <w:p>
       <w:pPr>
         <w:pStyle w:val="Heading2"/>
+        <w:spacing w:line="259" w:lineRule="auto" w:after="60"/>
       </w:pPr>
       <w:r>
         <w:rPr>
@@ -281,6 +335,7 @@
     </w:p>
     <w:p>
       <w:pPr>
+        <w:spacing w:line="259" w:lineRule="auto" w:after="60"/>
         <w:jc w:val="left"/>
       </w:pPr>
       <w:r>
@@ -290,6 +345,7 @@
     <w:p>
       <w:pPr>
         <w:pStyle w:val="Heading2"/>
+        <w:spacing w:line="259" w:lineRule="auto" w:after="60"/>
       </w:pPr>
       <w:r>
         <w:rPr>
@@ -300,6 +356,7 @@
     </w:p>
     <w:p>
       <w:pPr>
+        <w:spacing w:line="259" w:lineRule="auto" w:after="60"/>
         <w:jc w:val="left"/>
       </w:pPr>
       <w:r>
@@ -309,6 +366,7 @@
     <w:p>
       <w:pPr>
         <w:pStyle w:val="ListNumber"/>
+        <w:spacing w:line="259" w:lineRule="auto" w:after="60"/>
       </w:pPr>
       <w:r>
         <w:t>den Bescheid vom 05.04.2026 (Az. PV-2026-LB-88231) aufzuheben,</w:t>
@@ -317,6 +375,7 @@
     <w:p>
       <w:pPr>
         <w:pStyle w:val="ListNumber"/>
+        <w:spacing w:line="259" w:lineRule="auto" w:after="60"/>
       </w:pPr>
       <w:r>
         <w:t>ein erneutes Pflegegutachten unter persönlicher Anwesenheit eines Arztes des MD anzuordnen,</w:t>
@@ -325,6 +384,7 @@
     <w:p>
       <w:pPr>
         <w:pStyle w:val="ListNumber"/>
+        <w:spacing w:line="259" w:lineRule="auto" w:after="60"/>
       </w:pPr>
       <w:r>
         <w:t>Frau Margarete Tannenberg ab Antragstellung (02.02.2026) in Pflegegrad 4 einzustufen.</w:t>
@@ -333,6 +393,7 @@
     <w:p>
       <w:pPr>
         <w:pStyle w:val="Heading2"/>
+        <w:spacing w:line="259" w:lineRule="auto" w:after="60"/>
       </w:pPr>
       <w:r>
         <w:rPr>
@@ -344,6 +405,7 @@
     <w:p>
       <w:pPr>
         <w:pStyle w:val="ListBullet"/>
+        <w:spacing w:line="259" w:lineRule="auto" w:after="60"/>
       </w:pPr>
       <w:r>
         <w:t>Anlage 1: Hausaerztliche Stellungnahme Dr. Petersen vom 25.03.2026</w:t>
@@ -352,6 +414,7 @@
     <w:p>
       <w:pPr>
         <w:pStyle w:val="ListBullet"/>
+        <w:spacing w:line="259" w:lineRule="auto" w:after="60"/>
       </w:pPr>
       <w:r>
         <w:t>Anlage 2: Pflegetagebuch Februar 2026 (Excel, Auszug PDF beigefügt)</w:t>
@@ -360,6 +423,7 @@
     <w:p>
       <w:pPr>
         <w:pStyle w:val="ListBullet"/>
+        <w:spacing w:line="259" w:lineRule="auto" w:after="60"/>
       </w:pPr>
       <w:r>
         <w:t>Anlage 3: Vollmacht Bertha Tannenberg</w:t>
@@ -368,6 +432,7 @@
     <w:p>
       <w:pPr>
         <w:pStyle w:val="ListBullet"/>
+        <w:spacing w:line="259" w:lineRule="auto" w:after="60"/>
       </w:pPr>
       <w:r>
         <w:t>Anlage 4: Auszug Klinikbericht Schenkelhalsfraktur (UKSH Kiel, 12.01.2026)</w:t>
@@ -375,6 +440,7 @@
     </w:p>
     <w:p>
       <w:pPr>
+        <w:spacing w:line="259" w:lineRule="auto" w:after="60"/>
         <w:jc w:val="left"/>
       </w:pPr>
       <w:r>
@@ -382,13 +448,58 @@
       </w:r>
     </w:p>
     <w:sectPr>
+      <w:headerReference w:type="default" r:id="rId9"/>
+      <w:footerReference w:type="default" r:id="rId10"/>
       <w:pgSz w:w="11906" w:h="16838"/>
-      <w:pgMar w:top="1417" w:right="1417" w:bottom="1417" w:left="1417" w:header="720" w:footer="720" w:gutter="0"/>
+      <w:pgMar w:top="1191" w:right="1247" w:bottom="1134" w:left="1361" w:header="720" w:footer="720" w:gutter="0"/>
       <w:cols w:space="720"/>
       <w:docGrid w:linePitch="360"/>
     </w:sectPr>
   </w:body>
 </w:document>
+</file>
+
+<file path=word/footer1.xml><?xml version="1.0" encoding="utf-8"?>
+<w:ftr xmlns:m="http://schemas.openxmlformats.org/officeDocument/2006/math" xmlns:mc="http://schemas.openxmlformats.org/markup-compatibility/2006" xmlns:mo="http://schemas.microsoft.com/office/mac/office/2008/main" xmlns:mv="urn:schemas-microsoft-com:mac:vml" xmlns:o="urn:schemas-microsoft-com:office:office" xmlns:r="http://schemas.openxmlformats.org/officeDocument/2006/relationships" xmlns:v="urn:schemas-microsoft-com:vml" xmlns:w10="urn:schemas-microsoft-com:office:word" xmlns:w14="http://schemas.microsoft.com/office/word/2010/wordml" xmlns:w="http://schemas.openxmlformats.org/wordprocessingml/2006/main" xmlns:wne="http://schemas.microsoft.com/office/word/2006/wordml" xmlns:wp14="http://schemas.microsoft.com/office/word/2010/wordprocessingDrawing" xmlns:wp="http://schemas.openxmlformats.org/drawingml/2006/wordprocessingDrawing" xmlns:wpc="http://schemas.microsoft.com/office/word/2010/wordprocessingCanvas" xmlns:wpg="http://schemas.microsoft.com/office/word/2010/wordprocessingGroup" xmlns:wpi="http://schemas.microsoft.com/office/word/2010/wordprocessingInk" xmlns:wps="http://schemas.microsoft.com/office/word/2010/wordprocessingShape" mc:Ignorable="w14 wp14">
+  <w:p>
+    <w:pPr>
+      <w:pStyle w:val="Footer"/>
+      <w:jc w:val="left"/>
+    </w:pPr>
+    <w:r/>
+    <w:r>
+      <w:rPr>
+        <w:rFonts w:ascii="Times New Roman" w:hAnsi="Times New Roman"/>
+        <w:b w:val="0"/>
+        <w:color w:val="777777"/>
+        <w:sz w:val="17"/>
+      </w:rPr>
+      <w:t>Vertraulich | Bearbeitungsstand Juli 2026 | nur zur Aktenbearbeitung</w:t>
+    </w:r>
+  </w:p>
+</w:ftr>
+</file>
+
+<file path=word/header1.xml><?xml version="1.0" encoding="utf-8"?>
+<w:hdr xmlns:m="http://schemas.openxmlformats.org/officeDocument/2006/math" xmlns:mc="http://schemas.openxmlformats.org/markup-compatibility/2006" xmlns:mo="http://schemas.microsoft.com/office/mac/office/2008/main" xmlns:mv="urn:schemas-microsoft-com:mac:vml" xmlns:o="urn:schemas-microsoft-com:office:office" xmlns:r="http://schemas.openxmlformats.org/officeDocument/2006/relationships" xmlns:v="urn:schemas-microsoft-com:vml" xmlns:w10="urn:schemas-microsoft-com:office:word" xmlns:w14="http://schemas.microsoft.com/office/word/2010/wordml" xmlns:w="http://schemas.openxmlformats.org/wordprocessingml/2006/main" xmlns:wne="http://schemas.microsoft.com/office/word/2006/wordml" xmlns:wp14="http://schemas.microsoft.com/office/word/2010/wordprocessingDrawing" xmlns:wp="http://schemas.openxmlformats.org/drawingml/2006/wordprocessingDrawing" xmlns:wpc="http://schemas.microsoft.com/office/word/2010/wordprocessingCanvas" xmlns:wpg="http://schemas.microsoft.com/office/word/2010/wordprocessingGroup" xmlns:wpi="http://schemas.microsoft.com/office/word/2010/wordprocessingInk" xmlns:wps="http://schemas.microsoft.com/office/word/2010/wordprocessingShape" mc:Ignorable="w14 wp14">
+  <w:p>
+    <w:pPr>
+      <w:pStyle w:val="Header"/>
+      <w:jc w:val="left"/>
+    </w:pPr>
+    <w:r/>
+    <w:r>
+      <w:rPr>
+        <w:rFonts w:ascii="Times New Roman" w:hAnsi="Times New Roman"/>
+        <w:b w:val="0"/>
+        <w:i w:val="0"/>
+        <w:color w:val="666666"/>
+        <w:sz w:val="17"/>
+      </w:rPr>
+      <w:t>Kanzlei Ahlers und Brinkmann | Sozialrechtliche Leistungsakte | Bearbeitungsstand Juli 2026</w:t>
+    </w:r>
+  </w:p>
+</w:hdr>
 </file>
 
 <file path=word/numbering.xml><?xml version="1.0" encoding="utf-8"?>
@@ -1105,11 +1216,12 @@
       <w:contextualSpacing/>
     </w:pPr>
     <w:rPr>
-      <w:rFonts w:asciiTheme="majorHAnsi" w:eastAsiaTheme="majorEastAsia" w:hAnsiTheme="majorHAnsi" w:cstheme="majorBidi"/>
+      <w:rFonts w:asciiTheme="majorHAnsi" w:eastAsiaTheme="majorEastAsia" w:hAnsiTheme="majorHAnsi" w:cstheme="majorBidi" w:ascii="Times New Roman" w:hAnsi="Times New Roman"/>
+      <w:b/>
       <w:color w:val="17365D" w:themeColor="text2" w:themeShade="BF"/>
       <w:spacing w:val="5"/>
       <w:kern w:val="28"/>
-      <w:sz w:val="52"/>
+      <w:sz w:val="30"/>
       <w:szCs w:val="52"/>
     </w:rPr>
   </w:style>

--- a/testakten/sozialrecht-rollstuhl-tannenberg/03-margarete-pflegegrad/Widerspruchsentwurf_Pflegegrad.docx
+++ b/testakten/sozialrecht-rollstuhl-tannenberg/03-margarete-pflegegrad/Widerspruchsentwurf_Pflegegrad.docx
@@ -70,7 +70,7 @@
           <w:b/>
           <w:sz w:val="22"/>
         </w:rPr>
-        <w:t>Kassenstrasse 5</w:t>
+        <w:t>Kassenstraße 5</w:t>
       </w:r>
     </w:p>
     <w:p>
@@ -111,7 +111,7 @@
         <w:rPr>
           <w:b/>
         </w:rPr>
-        <w:t>In Sachen Margarete Tannenberg, geb. 04.07.1941 - Pflegeversicherung, Hoeherstufung von PG 3 auf PG 4</w:t>
+        <w:t>In Sachen Margarete Tannenberg, geb. 04.07.1941 - Pflegeversicherung, Höherstufung von PG 3 auf PG 4</w:t>
       </w:r>
     </w:p>
     <w:p>
@@ -207,7 +207,7 @@
         <w:jc w:val="left"/>
       </w:pPr>
       <w:r>
-        <w:t>Die Pflegekasse hat den Antrag auf Hoeherstufung von Pflegegrad 3 auf Pflegegrad 4 abgelehnt unter Berufung auf das Gutachten des MD Nord vom 18.03.2026, das eine Gesamtpunktzahl von 65,5 Punkten ergeben hat.</w:t>
+        <w:t>Die Pflegekasse hat den Antrag auf Höherstufung von Pflegegrad 3 auf Pflegegrad 4 abgelehnt unter Berufung auf das Gutachten des MD Nord vom 18.03.2026, das eine Gesamtpunktzahl von 65,5 Punkten ergeben hat.</w:t>
       </w:r>
     </w:p>
     <w:p>
@@ -309,7 +309,7 @@
         <w:rPr>
           <w:rFonts w:ascii="Times New Roman" w:hAnsi="Times New Roman"/>
         </w:rPr>
-        <w:t>2.3 Versicherte selbst konnte sich nicht aeussern</w:t>
+        <w:t>2.3 Versicherte selbst konnte sich nicht äußern</w:t>
       </w:r>
     </w:p>
     <w:p>
@@ -318,7 +318,7 @@
         <w:jc w:val="left"/>
       </w:pPr>
       <w:r>
-        <w:t>Wegen der Aphasie konnte Frau Tannenberg keine eigenen Angaben zu Modulen 4 und 5 machen. Das Gutachten stützt sich allein auf die Angaben der Schwiegertochter, ohne dies in der Beweiswuerdigung offenzulegen oder die schriftliche Dokumentation (Tagebuch) als ergänzende Quelle systematisch heranzuziehen.</w:t>
+        <w:t>Wegen der Aphasie konnte Frau Tannenberg keine eigenen Angaben zu Modulen 4 und 5 machen. Das Gutachten stützt sich allein auf die Angaben der Schwiegertochter, ohne dies in der Beweiswürdigung offenzulegen oder die schriftliche Dokumentation (Tagebuch) als ergänzende Quelle systematisch heranzuziehen.</w:t>
       </w:r>
     </w:p>
     <w:p>
@@ -339,7 +339,7 @@
         <w:jc w:val="left"/>
       </w:pPr>
       <w:r>
-        <w:t>Dr. Tjark Petersen, der die Patientin seit fast 50 Jahren betreut, kommt in seiner Stellungnahme vom 25.03.2026 zu dem Ergebnis, dass Pflegegrad 4 medizinisch angemessen ist. Diese hausaerztliche Einschätzung ist hier von besonderem Gewicht, weil sie auf einer ausserordentlich langen Beobachtungszeit beruht.</w:t>
+        <w:t>Dr. Tjark Petersen, der die Patientin seit fast 50 Jahren betreut, kommt in seiner Stellungnahme vom 25.03.2026 zu dem Ergebnis, dass Pflegegrad 4 medizinisch angemessen ist. Diese hausärztliche Einschätzung ist hier von besonderem Gewicht, weil sie auf einer außerordentlich langen Beobachtungszeit beruht.</w:t>
       </w:r>
     </w:p>
     <w:p>
@@ -408,7 +408,7 @@
         <w:spacing w:line="259" w:lineRule="auto" w:after="60"/>
       </w:pPr>
       <w:r>
-        <w:t>Anlage 1: Hausaerztliche Stellungnahme Dr. Petersen vom 25.03.2026</w:t>
+        <w:t>Anlage 1: Hausärztliche Stellungnahme Dr. Petersen vom 25.03.2026</w:t>
       </w:r>
     </w:p>
     <w:p>
